--- a/дз10/Домашнее задание №10 КручининС.В..docx
+++ b/дз10/Домашнее задание №10 КручининС.В..docx
@@ -9,6 +9,15 @@
           <w:sz w:val="24"/>
         </w:rPr>
         <w:t>Кручинин С.В.  Домашнее задание №10</w:t>
+      </w:r>
+    </w:p>
+    <w:p>
+      <w:r>
+        <w:rPr>
+          <w:rFonts w:ascii="Times New Roman" w:hAnsi="Times New Roman" w:eastAsia="Times New Roman"/>
+          <w:sz w:val="24"/>
+        </w:rPr>
+        <w:t>Урок 14.</w:t>
       </w:r>
     </w:p>
     <w:p>
@@ -638,6 +647,15 @@
       </w:r>
     </w:p>
     <w:p/>
+    <w:p>
+      <w:r>
+        <w:rPr>
+          <w:rFonts w:ascii="Times New Roman" w:hAnsi="Times New Roman" w:eastAsia="Times New Roman"/>
+          <w:sz w:val="24"/>
+        </w:rPr>
+        <w:t>Ссылка на блокнот: https://github.com/ubersk-debug/pg-kruchinin/blob/master/дз10/dz10_zvezda.ipynb</w:t>
+      </w:r>
+    </w:p>
     <w:sectPr>
       <w:pgSz w:w="12240" w:h="15840"/>
       <w:pgMar w:top="1134" w:right="1417" w:bottom="1134" w:left="1417" w:header="720" w:footer="720" w:gutter="0"/>
